--- a/Задания для ГИА ДЭ ПУ.docx
+++ b/Задания для ГИА ДЭ ПУ.docx
@@ -685,7 +685,27 @@
           <w:szCs w:val="24"/>
           <w:lang w:eastAsia="ru-RU"/>
         </w:rPr>
-        <w:t>Заказчик системы предоставил файлы с данными (с пометкой import в</w:t>
+        <w:t xml:space="preserve">Заказчик системы предоставил файлы с данными (с пометкой </w:t>
+      </w:r>
+      <w:proofErr w:type="spellStart"/>
+      <w:r>
+        <w:rPr>
+          <w:rFonts w:ascii="Times New Roman" w:eastAsia="Times New Roman" w:hAnsi="Times New Roman" w:cs="Times New Roman"/>
+          <w:sz w:val="24"/>
+          <w:szCs w:val="24"/>
+          <w:lang w:eastAsia="ru-RU"/>
+        </w:rPr>
+        <w:t>import</w:t>
+      </w:r>
+      <w:proofErr w:type="spellEnd"/>
+      <w:r>
+        <w:rPr>
+          <w:rFonts w:ascii="Times New Roman" w:eastAsia="Times New Roman" w:hAnsi="Times New Roman" w:cs="Times New Roman"/>
+          <w:sz w:val="24"/>
+          <w:szCs w:val="24"/>
+          <w:lang w:eastAsia="ru-RU"/>
+        </w:rPr>
+        <w:t xml:space="preserve"> в</w:t>
       </w:r>
       <w:r>
         <w:rPr>
@@ -779,7 +799,38 @@
           <w:szCs w:val="24"/>
           <w:lang w:eastAsia="ru-RU"/>
         </w:rPr>
-        <w:t>конфигурации с данными (.dt) (для платформы 1С).</w:t>
+        <w:t xml:space="preserve">конфигурации с данными </w:t>
+      </w:r>
+      <w:proofErr w:type="gramStart"/>
+      <w:r>
+        <w:rPr>
+          <w:rFonts w:ascii="Times New Roman" w:eastAsia="Times New Roman" w:hAnsi="Times New Roman" w:cs="Times New Roman"/>
+          <w:sz w:val="24"/>
+          <w:szCs w:val="24"/>
+          <w:lang w:eastAsia="ru-RU"/>
+        </w:rPr>
+        <w:t>(.</w:t>
+      </w:r>
+      <w:proofErr w:type="spellStart"/>
+      <w:r>
+        <w:rPr>
+          <w:rFonts w:ascii="Times New Roman" w:eastAsia="Times New Roman" w:hAnsi="Times New Roman" w:cs="Times New Roman"/>
+          <w:sz w:val="24"/>
+          <w:szCs w:val="24"/>
+          <w:lang w:eastAsia="ru-RU"/>
+        </w:rPr>
+        <w:t>dt</w:t>
+      </w:r>
+      <w:proofErr w:type="spellEnd"/>
+      <w:proofErr w:type="gramEnd"/>
+      <w:r>
+        <w:rPr>
+          <w:rFonts w:ascii="Times New Roman" w:eastAsia="Times New Roman" w:hAnsi="Times New Roman" w:cs="Times New Roman"/>
+          <w:sz w:val="24"/>
+          <w:szCs w:val="24"/>
+          <w:lang w:eastAsia="ru-RU"/>
+        </w:rPr>
+        <w:t>) (для платформы 1С).</w:t>
       </w:r>
     </w:p>
     <w:p>
@@ -991,7 +1042,27 @@
           <w:szCs w:val="24"/>
           <w:lang w:eastAsia="ru-RU"/>
         </w:rPr>
-        <w:t>виде блок-схемы, согласно стандарту ГОСТ 19.701-90.</w:t>
+        <w:t xml:space="preserve">виде блок-схемы, согласно </w:t>
+      </w:r>
+      <w:proofErr w:type="gramStart"/>
+      <w:r>
+        <w:rPr>
+          <w:rFonts w:ascii="Times New Roman" w:eastAsia="Times New Roman" w:hAnsi="Times New Roman" w:cs="Times New Roman"/>
+          <w:sz w:val="24"/>
+          <w:szCs w:val="24"/>
+          <w:lang w:eastAsia="ru-RU"/>
+        </w:rPr>
+        <w:t>стандарту</w:t>
+      </w:r>
+      <w:proofErr w:type="gramEnd"/>
+      <w:r>
+        <w:rPr>
+          <w:rFonts w:ascii="Times New Roman" w:eastAsia="Times New Roman" w:hAnsi="Times New Roman" w:cs="Times New Roman"/>
+          <w:sz w:val="24"/>
+          <w:szCs w:val="24"/>
+          <w:lang w:eastAsia="ru-RU"/>
+        </w:rPr>
+        <w:t xml:space="preserve"> ГОСТ 19.701-90.</w:t>
       </w:r>
       <w:r>
         <w:rPr>
@@ -1027,7 +1098,27 @@
           <w:szCs w:val="24"/>
           <w:lang w:eastAsia="ru-RU"/>
         </w:rPr>
-        <w:t>в формате .pdf.</w:t>
+        <w:t>в формате .</w:t>
+      </w:r>
+      <w:proofErr w:type="spellStart"/>
+      <w:r>
+        <w:rPr>
+          <w:rFonts w:ascii="Times New Roman" w:eastAsia="Times New Roman" w:hAnsi="Times New Roman" w:cs="Times New Roman"/>
+          <w:sz w:val="24"/>
+          <w:szCs w:val="24"/>
+          <w:lang w:eastAsia="ru-RU"/>
+        </w:rPr>
+        <w:t>pdf</w:t>
+      </w:r>
+      <w:proofErr w:type="spellEnd"/>
+      <w:r>
+        <w:rPr>
+          <w:rFonts w:ascii="Times New Roman" w:eastAsia="Times New Roman" w:hAnsi="Times New Roman" w:cs="Times New Roman"/>
+          <w:sz w:val="24"/>
+          <w:szCs w:val="24"/>
+          <w:lang w:eastAsia="ru-RU"/>
+        </w:rPr>
+        <w:t>.</w:t>
       </w:r>
     </w:p>
     <w:p>
@@ -1161,25 +1252,96 @@
           <w:szCs w:val="24"/>
           <w:lang w:eastAsia="ru-RU"/>
         </w:rPr>
-        <w:t>соответствовать соглашению об именовании и стилю CamelCase (для C# и</w:t>
-      </w:r>
-      <w:r>
-        <w:rPr>
-          <w:rFonts w:ascii="Times New Roman" w:eastAsia="Times New Roman" w:hAnsi="Times New Roman" w:cs="Times New Roman"/>
-          <w:sz w:val="24"/>
-          <w:szCs w:val="24"/>
-          <w:lang w:eastAsia="ru-RU"/>
-        </w:rPr>
-        <w:t xml:space="preserve"> </w:t>
-      </w:r>
-      <w:r>
-        <w:rPr>
-          <w:rFonts w:ascii="Times New Roman" w:eastAsia="Times New Roman" w:hAnsi="Times New Roman" w:cs="Times New Roman"/>
-          <w:sz w:val="24"/>
-          <w:szCs w:val="24"/>
-          <w:lang w:eastAsia="ru-RU"/>
-        </w:rPr>
-        <w:t>Java), snake_case (для Python) и https://its.1c.ru/db/v8std#browse:13:-1:31 (для</w:t>
+        <w:t xml:space="preserve">соответствовать соглашению об именовании и стилю </w:t>
+      </w:r>
+      <w:proofErr w:type="spellStart"/>
+      <w:r>
+        <w:rPr>
+          <w:rFonts w:ascii="Times New Roman" w:eastAsia="Times New Roman" w:hAnsi="Times New Roman" w:cs="Times New Roman"/>
+          <w:sz w:val="24"/>
+          <w:szCs w:val="24"/>
+          <w:lang w:eastAsia="ru-RU"/>
+        </w:rPr>
+        <w:t>CamelCase</w:t>
+      </w:r>
+      <w:proofErr w:type="spellEnd"/>
+      <w:r>
+        <w:rPr>
+          <w:rFonts w:ascii="Times New Roman" w:eastAsia="Times New Roman" w:hAnsi="Times New Roman" w:cs="Times New Roman"/>
+          <w:sz w:val="24"/>
+          <w:szCs w:val="24"/>
+          <w:lang w:eastAsia="ru-RU"/>
+        </w:rPr>
+        <w:t xml:space="preserve"> (для C# и</w:t>
+      </w:r>
+      <w:r>
+        <w:rPr>
+          <w:rFonts w:ascii="Times New Roman" w:eastAsia="Times New Roman" w:hAnsi="Times New Roman" w:cs="Times New Roman"/>
+          <w:sz w:val="24"/>
+          <w:szCs w:val="24"/>
+          <w:lang w:eastAsia="ru-RU"/>
+        </w:rPr>
+        <w:t xml:space="preserve"> </w:t>
+      </w:r>
+      <w:proofErr w:type="spellStart"/>
+      <w:r>
+        <w:rPr>
+          <w:rFonts w:ascii="Times New Roman" w:eastAsia="Times New Roman" w:hAnsi="Times New Roman" w:cs="Times New Roman"/>
+          <w:sz w:val="24"/>
+          <w:szCs w:val="24"/>
+          <w:lang w:eastAsia="ru-RU"/>
+        </w:rPr>
+        <w:t>Java</w:t>
+      </w:r>
+      <w:proofErr w:type="spellEnd"/>
+      <w:r>
+        <w:rPr>
+          <w:rFonts w:ascii="Times New Roman" w:eastAsia="Times New Roman" w:hAnsi="Times New Roman" w:cs="Times New Roman"/>
+          <w:sz w:val="24"/>
+          <w:szCs w:val="24"/>
+          <w:lang w:eastAsia="ru-RU"/>
+        </w:rPr>
+        <w:t xml:space="preserve">), </w:t>
+      </w:r>
+      <w:proofErr w:type="spellStart"/>
+      <w:r>
+        <w:rPr>
+          <w:rFonts w:ascii="Times New Roman" w:eastAsia="Times New Roman" w:hAnsi="Times New Roman" w:cs="Times New Roman"/>
+          <w:sz w:val="24"/>
+          <w:szCs w:val="24"/>
+          <w:lang w:eastAsia="ru-RU"/>
+        </w:rPr>
+        <w:t>snake_case</w:t>
+      </w:r>
+      <w:proofErr w:type="spellEnd"/>
+      <w:r>
+        <w:rPr>
+          <w:rFonts w:ascii="Times New Roman" w:eastAsia="Times New Roman" w:hAnsi="Times New Roman" w:cs="Times New Roman"/>
+          <w:sz w:val="24"/>
+          <w:szCs w:val="24"/>
+          <w:lang w:eastAsia="ru-RU"/>
+        </w:rPr>
+        <w:t xml:space="preserve"> (для </w:t>
+      </w:r>
+      <w:proofErr w:type="spellStart"/>
+      <w:r>
+        <w:rPr>
+          <w:rFonts w:ascii="Times New Roman" w:eastAsia="Times New Roman" w:hAnsi="Times New Roman" w:cs="Times New Roman"/>
+          <w:sz w:val="24"/>
+          <w:szCs w:val="24"/>
+          <w:lang w:eastAsia="ru-RU"/>
+        </w:rPr>
+        <w:t>Python</w:t>
+      </w:r>
+      <w:proofErr w:type="spellEnd"/>
+      <w:r>
+        <w:rPr>
+          <w:rFonts w:ascii="Times New Roman" w:eastAsia="Times New Roman" w:hAnsi="Times New Roman" w:cs="Times New Roman"/>
+          <w:sz w:val="24"/>
+          <w:szCs w:val="24"/>
+          <w:lang w:eastAsia="ru-RU"/>
+        </w:rPr>
+        <w:t>) и https://its.1c.ru/db/v8std#browse:13:-1:31 (для</w:t>
       </w:r>
       <w:r>
         <w:rPr>
@@ -1982,7 +2144,27 @@
           <w:sz w:val="24"/>
           <w:szCs w:val="24"/>
         </w:rPr>
-        <w:t>завершения работы. Создайте документ docx и вложите туда скриншоты</w:t>
+        <w:t xml:space="preserve">завершения работы. Создайте документ </w:t>
+      </w:r>
+      <w:proofErr w:type="spellStart"/>
+      <w:r>
+        <w:rPr>
+          <w:rStyle w:val="markedcontent"/>
+          <w:rFonts w:ascii="Times New Roman" w:hAnsi="Times New Roman" w:cs="Times New Roman"/>
+          <w:sz w:val="24"/>
+          <w:szCs w:val="24"/>
+        </w:rPr>
+        <w:t>docx</w:t>
+      </w:r>
+      <w:proofErr w:type="spellEnd"/>
+      <w:r>
+        <w:rPr>
+          <w:rStyle w:val="markedcontent"/>
+          <w:rFonts w:ascii="Times New Roman" w:hAnsi="Times New Roman" w:cs="Times New Roman"/>
+          <w:sz w:val="24"/>
+          <w:szCs w:val="24"/>
+        </w:rPr>
+        <w:t xml:space="preserve"> и вложите туда скриншоты</w:t>
       </w:r>
       <w:r>
         <w:rPr>
@@ -2762,7 +2944,27 @@
           <w:sz w:val="24"/>
           <w:szCs w:val="24"/>
         </w:rPr>
-        <w:t>времени, без необходимости нажатия кнопки “найти”/”отфильтровать” и т.п. Фильтрация и поиск должны применяться</w:t>
+        <w:t>времени, без необходимости нажатия кнопки “найти”</w:t>
+      </w:r>
+      <w:proofErr w:type="gramStart"/>
+      <w:r>
+        <w:rPr>
+          <w:rStyle w:val="markedcontent"/>
+          <w:rFonts w:ascii="Times New Roman" w:hAnsi="Times New Roman" w:cs="Times New Roman"/>
+          <w:sz w:val="24"/>
+          <w:szCs w:val="24"/>
+        </w:rPr>
+        <w:t>/”отфильтровать</w:t>
+      </w:r>
+      <w:proofErr w:type="gramEnd"/>
+      <w:r>
+        <w:rPr>
+          <w:rStyle w:val="markedcontent"/>
+          <w:rFonts w:ascii="Times New Roman" w:hAnsi="Times New Roman" w:cs="Times New Roman"/>
+          <w:sz w:val="24"/>
+          <w:szCs w:val="24"/>
+        </w:rPr>
+        <w:t>” и т.п. Фильтрация и поиск должны применяться</w:t>
       </w:r>
       <w:r>
         <w:rPr>
@@ -3766,6 +3968,7 @@
       <w:r>
         <w:rPr>
           <w:rFonts w:ascii="Times New Roman" w:eastAsia="Times New Roman" w:hAnsi="Times New Roman" w:cs="Times New Roman"/>
+          <w:noProof/>
           <w:sz w:val="24"/>
           <w:szCs w:val="24"/>
           <w:lang w:eastAsia="ru-RU"/>
@@ -4054,52 +4257,45 @@
           <w:szCs w:val="24"/>
           <w:lang w:eastAsia="ru-RU"/>
         </w:rPr>
-        <w:t>выдачи.</w:t>
-      </w:r>
-      <w:r>
-        <w:rPr>
-          <w:rFonts w:ascii="Times New Roman" w:eastAsia="Times New Roman" w:hAnsi="Times New Roman" w:cs="Times New Roman"/>
-          <w:sz w:val="24"/>
-          <w:szCs w:val="24"/>
-          <w:lang w:eastAsia="ru-RU"/>
-        </w:rPr>
-        <w:t xml:space="preserve"> </w:t>
-      </w:r>
-      <w:r>
-        <w:rPr>
-          <w:rFonts w:ascii="Times New Roman" w:eastAsia="Times New Roman" w:hAnsi="Times New Roman" w:cs="Times New Roman"/>
-          <w:sz w:val="24"/>
-          <w:szCs w:val="24"/>
-          <w:lang w:eastAsia="ru-RU"/>
-        </w:rPr>
-        <w:t xml:space="preserve">При добавлении </w:t>
-      </w:r>
-      <w:r>
-        <w:rPr>
-          <w:rFonts w:ascii="Times New Roman" w:eastAsia="Times New Roman" w:hAnsi="Times New Roman" w:cs="Times New Roman"/>
-          <w:sz w:val="24"/>
-          <w:szCs w:val="24"/>
-          <w:lang w:eastAsia="ru-RU"/>
-        </w:rPr>
-        <w:t xml:space="preserve">код </w:t>
-      </w:r>
-      <w:r>
-        <w:rPr>
-          <w:rFonts w:ascii="Times New Roman" w:eastAsia="Times New Roman" w:hAnsi="Times New Roman" w:cs="Times New Roman"/>
-          <w:sz w:val="24"/>
-          <w:szCs w:val="24"/>
-          <w:lang w:eastAsia="ru-RU"/>
-        </w:rPr>
-        <w:t xml:space="preserve">заказа </w:t>
-      </w:r>
-      <w:r>
-        <w:rPr>
-          <w:rFonts w:ascii="Times New Roman" w:eastAsia="Times New Roman" w:hAnsi="Times New Roman" w:cs="Times New Roman"/>
-          <w:sz w:val="24"/>
-          <w:szCs w:val="24"/>
-          <w:lang w:eastAsia="ru-RU"/>
-        </w:rPr>
-        <w:t xml:space="preserve">должен генерировать случайно, но без повторения среди </w:t>
+        <w:t>выдачи</w:t>
+      </w:r>
+      <w:r>
+        <w:rPr>
+          <w:rFonts w:ascii="Times New Roman" w:eastAsia="Times New Roman" w:hAnsi="Times New Roman" w:cs="Times New Roman"/>
+          <w:sz w:val="24"/>
+          <w:szCs w:val="24"/>
+          <w:lang w:eastAsia="ru-RU"/>
+        </w:rPr>
+        <w:t>, ФИО авторизованного клиента (</w:t>
+      </w:r>
+      <w:bookmarkStart w:id="0" w:name="_GoBack"/>
+      <w:bookmarkEnd w:id="0"/>
+      <w:r>
+        <w:rPr>
+          <w:rFonts w:ascii="Times New Roman" w:eastAsia="Times New Roman" w:hAnsi="Times New Roman" w:cs="Times New Roman"/>
+          <w:sz w:val="24"/>
+          <w:szCs w:val="24"/>
+          <w:lang w:eastAsia="ru-RU"/>
+        </w:rPr>
+        <w:t>выпадающий список)</w:t>
+      </w:r>
+      <w:r>
+        <w:rPr>
+          <w:rFonts w:ascii="Times New Roman" w:eastAsia="Times New Roman" w:hAnsi="Times New Roman" w:cs="Times New Roman"/>
+          <w:sz w:val="24"/>
+          <w:szCs w:val="24"/>
+          <w:lang w:eastAsia="ru-RU"/>
+        </w:rPr>
+        <w:t>.</w:t>
+      </w:r>
+      <w:r>
+        <w:rPr>
+          <w:rFonts w:ascii="Times New Roman" w:eastAsia="Times New Roman" w:hAnsi="Times New Roman" w:cs="Times New Roman"/>
+          <w:sz w:val="24"/>
+          <w:szCs w:val="24"/>
+          <w:lang w:eastAsia="ru-RU"/>
+        </w:rPr>
+        <w:t xml:space="preserve"> При добавлении код заказа должен генерировать случайно, но без повторения среди </w:t>
       </w:r>
       <w:r>
         <w:rPr>
@@ -4255,7 +4451,27 @@
           <w:sz w:val="24"/>
           <w:szCs w:val="24"/>
         </w:rPr>
-        <w:t>файлов на предоставленный репозиторий системы контроля версий.</w:t>
+        <w:t xml:space="preserve">файлов на предоставленный </w:t>
+      </w:r>
+      <w:proofErr w:type="spellStart"/>
+      <w:r>
+        <w:rPr>
+          <w:rStyle w:val="markedcontent"/>
+          <w:rFonts w:ascii="Times New Roman" w:hAnsi="Times New Roman" w:cs="Times New Roman"/>
+          <w:sz w:val="24"/>
+          <w:szCs w:val="24"/>
+        </w:rPr>
+        <w:t>репозиторий</w:t>
+      </w:r>
+      <w:proofErr w:type="spellEnd"/>
+      <w:r>
+        <w:rPr>
+          <w:rStyle w:val="markedcontent"/>
+          <w:rFonts w:ascii="Times New Roman" w:hAnsi="Times New Roman" w:cs="Times New Roman"/>
+          <w:sz w:val="24"/>
+          <w:szCs w:val="24"/>
+        </w:rPr>
+        <w:t xml:space="preserve"> системы контроля версий.</w:t>
       </w:r>
       <w:r>
         <w:rPr>
@@ -4500,37 +4716,7 @@
           <w:lang w:eastAsia="ru-RU"/>
         </w:rPr>
         <w:lastRenderedPageBreak/>
-        <w:t>В</w:t>
-      </w:r>
-      <w:r>
-        <w:rPr>
-          <w:rFonts w:ascii="Times New Roman" w:eastAsia="Times New Roman" w:hAnsi="Times New Roman" w:cs="Times New Roman"/>
-          <w:b/>
-          <w:sz w:val="32"/>
-          <w:szCs w:val="24"/>
-          <w:lang w:eastAsia="ru-RU"/>
-        </w:rPr>
-        <w:t>ариа</w:t>
-      </w:r>
-      <w:r>
-        <w:rPr>
-          <w:rFonts w:ascii="Times New Roman" w:eastAsia="Times New Roman" w:hAnsi="Times New Roman" w:cs="Times New Roman"/>
-          <w:b/>
-          <w:sz w:val="32"/>
-          <w:szCs w:val="24"/>
-          <w:lang w:eastAsia="ru-RU"/>
-        </w:rPr>
-        <w:t>тивная</w:t>
-      </w:r>
-      <w:r>
-        <w:rPr>
-          <w:rFonts w:ascii="Times New Roman" w:eastAsia="Times New Roman" w:hAnsi="Times New Roman" w:cs="Times New Roman"/>
-          <w:b/>
-          <w:sz w:val="32"/>
-          <w:szCs w:val="24"/>
-          <w:lang w:eastAsia="ru-RU"/>
-        </w:rPr>
-        <w:t xml:space="preserve"> часть</w:t>
+        <w:t>Вариативная часть</w:t>
       </w:r>
     </w:p>
     <w:p>
@@ -4671,7 +4857,27 @@
           <w:szCs w:val="24"/>
           <w:lang w:eastAsia="ru-RU"/>
         </w:rPr>
-        <w:t>Выполните процедуру резервного копирования базы данных в выбранной системе управления базами данных с целью минимизации риска потери данных и восстановления работоспособности системы в кратчайшие сроки в случае аварийных ситуаций. Сохраните файл с резервной копией базы данных в формате BAK. Наименование файла должно иметь следующий вид: «UserXX_РКБД_Фамилия.bak», где XX – это номер Вашего рабочего места, Фамилия – Ваша фамилия.</w:t>
+        <w:t>Выполните процедуру резервного копирования базы данных в выбранной системе управления базами данных с целью минимизации риска потери данных и восстановления работоспособности системы в кратчайшие сроки в случае аварийных ситуаций. Сохраните файл с резервной копией базы данных в формате BAK. Наименование файла должно иметь следующий вид: «</w:t>
+      </w:r>
+      <w:proofErr w:type="spellStart"/>
+      <w:r>
+        <w:rPr>
+          <w:rFonts w:ascii="Times New Roman" w:eastAsia="Times New Roman" w:hAnsi="Times New Roman" w:cs="Times New Roman"/>
+          <w:sz w:val="24"/>
+          <w:szCs w:val="24"/>
+          <w:lang w:eastAsia="ru-RU"/>
+        </w:rPr>
+        <w:t>UserXX_РКБД_Фамилия.bak</w:t>
+      </w:r>
+      <w:proofErr w:type="spellEnd"/>
+      <w:r>
+        <w:rPr>
+          <w:rFonts w:ascii="Times New Roman" w:eastAsia="Times New Roman" w:hAnsi="Times New Roman" w:cs="Times New Roman"/>
+          <w:sz w:val="24"/>
+          <w:szCs w:val="24"/>
+          <w:lang w:eastAsia="ru-RU"/>
+        </w:rPr>
+        <w:t>», где XX – это номер Вашего рабочего места, Фамилия – Ваша фамилия.</w:t>
       </w:r>
     </w:p>
     <w:p>
@@ -4928,7 +5134,27 @@
           <w:szCs w:val="24"/>
           <w:lang w:eastAsia="ru-RU"/>
         </w:rPr>
-        <w:t>Для согласования процесса разработки информационной системы с заказчиком Вам необходимо ознакомиться с заданием экзамена и описанием предметной области, проанализировать требования к системе и построить диаграмму вариантов использования (диаграмму прецедентов, UseCase) для основных пользователей системы.</w:t>
+        <w:t xml:space="preserve">Для согласования процесса разработки информационной системы с заказчиком Вам необходимо ознакомиться с заданием экзамена и описанием предметной области, проанализировать требования к системе и построить диаграмму вариантов использования (диаграмму прецедентов, </w:t>
+      </w:r>
+      <w:proofErr w:type="spellStart"/>
+      <w:r>
+        <w:rPr>
+          <w:rFonts w:ascii="Times New Roman" w:eastAsia="Times New Roman" w:hAnsi="Times New Roman" w:cs="Times New Roman"/>
+          <w:sz w:val="24"/>
+          <w:szCs w:val="24"/>
+          <w:lang w:eastAsia="ru-RU"/>
+        </w:rPr>
+        <w:t>UseCase</w:t>
+      </w:r>
+      <w:proofErr w:type="spellEnd"/>
+      <w:r>
+        <w:rPr>
+          <w:rFonts w:ascii="Times New Roman" w:eastAsia="Times New Roman" w:hAnsi="Times New Roman" w:cs="Times New Roman"/>
+          <w:sz w:val="24"/>
+          <w:szCs w:val="24"/>
+          <w:lang w:eastAsia="ru-RU"/>
+        </w:rPr>
+        <w:t>) для основных пользователей системы.</w:t>
       </w:r>
     </w:p>
     <w:p>
@@ -4972,7 +5198,27 @@
           <w:szCs w:val="24"/>
           <w:lang w:eastAsia="ru-RU"/>
         </w:rPr>
-        <w:t>1. Определите основных акторов системы, сформулируйте их имена/названия.</w:t>
+        <w:t xml:space="preserve">1. Определите основных </w:t>
+      </w:r>
+      <w:proofErr w:type="spellStart"/>
+      <w:r>
+        <w:rPr>
+          <w:rFonts w:ascii="Times New Roman" w:eastAsia="Times New Roman" w:hAnsi="Times New Roman" w:cs="Times New Roman"/>
+          <w:sz w:val="24"/>
+          <w:szCs w:val="24"/>
+          <w:lang w:eastAsia="ru-RU"/>
+        </w:rPr>
+        <w:t>акторов</w:t>
+      </w:r>
+      <w:proofErr w:type="spellEnd"/>
+      <w:r>
+        <w:rPr>
+          <w:rFonts w:ascii="Times New Roman" w:eastAsia="Times New Roman" w:hAnsi="Times New Roman" w:cs="Times New Roman"/>
+          <w:sz w:val="24"/>
+          <w:szCs w:val="24"/>
+          <w:lang w:eastAsia="ru-RU"/>
+        </w:rPr>
+        <w:t xml:space="preserve"> системы, сформулируйте их имена/названия.</w:t>
       </w:r>
     </w:p>
     <w:p>
@@ -5016,7 +5262,27 @@
           <w:szCs w:val="24"/>
           <w:lang w:eastAsia="ru-RU"/>
         </w:rPr>
-        <w:t>3. Определите связи между акторами и прецедентами (вариантами использования).</w:t>
+        <w:t xml:space="preserve">3. Определите связи между </w:t>
+      </w:r>
+      <w:proofErr w:type="spellStart"/>
+      <w:r>
+        <w:rPr>
+          <w:rFonts w:ascii="Times New Roman" w:eastAsia="Times New Roman" w:hAnsi="Times New Roman" w:cs="Times New Roman"/>
+          <w:sz w:val="24"/>
+          <w:szCs w:val="24"/>
+          <w:lang w:eastAsia="ru-RU"/>
+        </w:rPr>
+        <w:t>акторами</w:t>
+      </w:r>
+      <w:proofErr w:type="spellEnd"/>
+      <w:r>
+        <w:rPr>
+          <w:rFonts w:ascii="Times New Roman" w:eastAsia="Times New Roman" w:hAnsi="Times New Roman" w:cs="Times New Roman"/>
+          <w:sz w:val="24"/>
+          <w:szCs w:val="24"/>
+          <w:lang w:eastAsia="ru-RU"/>
+        </w:rPr>
+        <w:t xml:space="preserve"> и прецедентами (вариантами использования).</w:t>
       </w:r>
     </w:p>
     <w:p>
@@ -5287,7 +5553,7 @@
           <w:szCs w:val="24"/>
           <w:lang w:eastAsia="ru-RU"/>
         </w:rPr>
-        <w:t>Приложение 2:</w:t>
+        <w:t xml:space="preserve">Приложение 2: </w:t>
       </w:r>
       <w:r>
         <w:rPr>
@@ -5297,20 +5563,8 @@
           <w:szCs w:val="24"/>
           <w:lang w:eastAsia="ru-RU"/>
         </w:rPr>
-        <w:t xml:space="preserve"> </w:t>
-      </w:r>
-      <w:r>
-        <w:rPr>
-          <w:rFonts w:ascii="Times New Roman" w:eastAsia="Times New Roman" w:hAnsi="Times New Roman" w:cs="Times New Roman"/>
-          <w:i/>
-          <w:sz w:val="24"/>
-          <w:szCs w:val="24"/>
-          <w:lang w:eastAsia="ru-RU"/>
-        </w:rPr>
         <w:t>Прил_4_ОЗ_КОД 09.02.07-2-2026-М6</w:t>
       </w:r>
-      <w:bookmarkStart w:id="0" w:name="_GoBack"/>
-      <w:bookmarkEnd w:id="0"/>
     </w:p>
     <w:sectPr>
       <w:pgSz w:w="11906" w:h="16838"/>
@@ -6048,7 +6302,7 @@
 </file>
 
 <file path=customXml/itemProps1.xml><?xml version="1.0" encoding="utf-8"?>
-<ds:datastoreItem xmlns:ds="http://schemas.openxmlformats.org/officeDocument/2006/customXml" ds:itemID="{90AFC287-8D44-4580-A5DD-C4A833890B77}">
+<ds:datastoreItem xmlns:ds="http://schemas.openxmlformats.org/officeDocument/2006/customXml" ds:itemID="{8C3FBE3B-3886-4A65-B34C-411C63DA393D}">
   <ds:schemaRefs>
     <ds:schemaRef ds:uri="http://schemas.openxmlformats.org/officeDocument/2006/bibliography"/>
   </ds:schemaRefs>
